--- a/samples/saas/redline.docx
+++ b/samples/saas/redline.docx
@@ -9,7 +9,7 @@
     </w:p>
     <w:p>
       <w:r>
-        <w:t xml:space="preserve">Northline Software LLC will provide the hosted workspace described in this Order Form to Customer.</w:t>
+        <w:t xml:space="preserve">Northline Software Ltd will provide the hosted workspace described in this Order Form to the Customer.</w:t>
       </w:r>
     </w:p>
     <w:p>
@@ -19,20 +19,20 @@
     </w:p>
     <w:p>
       <w:r>
-        <w:t xml:space="preserve">Customer shall pay </w:t>
-      </w:r>
-      <w:del w:id="8" w:author="Clause Diff" w:date="2026-10-09T06:24:30Z">
-        <w:r>
-          <w:delText xml:space="preserve">$18,000</w:delText>
-        </w:r>
-      </w:del>
-      <w:ins w:id="9" w:author="Clause Diff" w:date="2026-10-09T06:24:30Z">
-        <w:r>
-          <w:t xml:space="preserve">$24,000</w:t>
-        </w:r>
-      </w:ins>
-      <w:r>
-        <w:t xml:space="preserve"> per year, due net thirty (30) days from the invoice date.</w:t>
+        <w:t xml:space="preserve">The Customer shall pay </w:t>
+      </w:r>
+      <w:del w:id="9" w:author="Clause Diff" w:date="2026-10-09T07:22:46Z">
+        <w:r>
+          <w:delText xml:space="preserve">£18,000</w:delText>
+        </w:r>
+      </w:del>
+      <w:ins w:id="10" w:author="Clause Diff" w:date="2026-10-09T07:22:46Z">
+        <w:r>
+          <w:t xml:space="preserve">£24,000</w:t>
+        </w:r>
+      </w:ins>
+      <w:r>
+        <w:t xml:space="preserve"> per year, plus VAT, due 30 days from the invoice date.</w:t>
       </w:r>
     </w:p>
     <w:p>
@@ -49,12 +49,12 @@
       </w:r>
     </w:p>
     <w:p>
-      <w:ins w:id="10" w:author="Clause Diff" w:date="2026-10-09T06:24:30Z">
+      <w:ins w:id="11" w:author="Clause Diff" w:date="2026-10-09T07:22:46Z">
         <w:r>
           <w:t xml:space="preserve">The initial term is twelve (12) months and shall automatically renew for successive twelve (12) month terms unless Customer gives written notice of non-renewal.</w:t>
         </w:r>
       </w:ins>
-      <w:del w:id="11" w:author="Clause Diff" w:date="2026-10-09T06:24:30Z">
+      <w:del w:id="12" w:author="Clause Diff" w:date="2026-10-09T07:22:46Z">
         <w:r>
           <w:delText xml:space="preserve"> The initial term is twelve (12) months and does not automatically renew.</w:delText>
         </w:r>
@@ -82,19 +82,37 @@
       </w:r>
     </w:p>
     <w:p>
-      <w:ins w:id="12" w:author="Clause Diff" w:date="2026-10-09T06:24:30Z">
-        <w:r>
-          <w:t xml:space="preserve">Customer's liability shall be unlimited.</w:t>
-        </w:r>
-      </w:ins>
-      <w:r>
-        <w:t xml:space="preserve"> Vendor's aggregate liability is capped at the fees paid under this Order in the prior twelve (12) months.</w:t>
+      <w:ins w:id="13" w:author="Clause Diff" w:date="2026-10-09T07:22:46Z">
+        <w:r>
+          <w:t xml:space="preserve">The Customer's liability shall be unlimited.</w:t>
+        </w:r>
+      </w:ins>
+      <w:del w:id="14" w:author="Clause Diff" w:date="2026-10-09T07:22:46Z">
+        <w:r>
+          <w:delText xml:space="preserve"> Vendor's</w:delText>
+        </w:r>
+      </w:del>
+      <w:ins w:id="15" w:author="Clause Diff" w:date="2026-10-09T07:22:46Z">
+        <w:r>
+          <w:t xml:space="preserve">The</w:t>
+        </w:r>
+      </w:ins>
+      <w:r>
+        <w:t xml:space="preserve"> </w:t>
+      </w:r>
+      <w:ins w:id="16" w:author="Clause Diff" w:date="2026-10-09T07:22:46Z">
+        <w:r>
+          <w:t xml:space="preserve">Supplier's </w:t>
+        </w:r>
+      </w:ins>
+      <w:r>
+        <w:t xml:space="preserve">aggregate liability is capped at the fees paid under this Order in the prior twelve (12) months.</w:t>
       </w:r>
     </w:p>
     <w:p>
       <w:commentRangeStart w:id="4"/>
       <w:commentRangeStart w:id="5"/>
-      <w:ins w:id="13" w:author="Clause Diff" w:date="2026-10-09T06:24:30Z">
+      <w:ins w:id="17" w:author="Clause Diff" w:date="2026-10-09T07:22:46Z">
         <w:r>
           <w:t xml:space="preserve">5. Assignment</w:t>
         </w:r>
@@ -115,21 +133,22 @@
       </w:r>
     </w:p>
     <w:p>
-      <w:ins w:id="14" w:author="Clause Diff" w:date="2026-10-09T06:24:30Z">
-        <w:r>
-          <w:t xml:space="preserve">Vendor may assign this Order without the consent of Customer.</w:t>
+      <w:ins w:id="18" w:author="Clause Diff" w:date="2026-10-09T07:22:46Z">
+        <w:r>
+          <w:t xml:space="preserve">The Supplier may assign this Order without the consent of the Customer.</w:t>
         </w:r>
       </w:ins>
     </w:p>
     <w:p>
       <w:commentRangeStart w:id="6"/>
       <w:commentRangeStart w:id="7"/>
-      <w:del w:id="15" w:author="Clause Diff" w:date="2026-10-09T06:24:30Z">
+      <w:commentRangeStart w:id="8"/>
+      <w:del w:id="19" w:author="Clause Diff" w:date="2026-10-09T07:22:46Z">
         <w:r>
           <w:delText xml:space="preserve">5.</w:delText>
         </w:r>
       </w:del>
-      <w:ins w:id="16" w:author="Clause Diff" w:date="2026-10-09T06:24:30Z">
+      <w:ins w:id="20" w:author="Clause Diff" w:date="2026-10-09T07:22:46Z">
         <w:r>
           <w:t xml:space="preserve">6.</w:t>
         </w:r>
@@ -151,19 +170,78 @@
         </w:rPr>
         <w:commentReference w:id="7"/>
       </w:r>
-    </w:p>
-    <w:p>
-      <w:r>
-        <w:t xml:space="preserve">This Order is governed by the laws of the State of </w:t>
-      </w:r>
-      <w:del w:id="17" w:author="Clause Diff" w:date="2026-10-09T06:24:30Z">
-        <w:r>
-          <w:delText xml:space="preserve">California.</w:delText>
-        </w:r>
-      </w:del>
-      <w:ins w:id="18" w:author="Clause Diff" w:date="2026-10-09T06:24:30Z">
-        <w:r>
-          <w:t xml:space="preserve">Texas. Venue and notices under Section 7 shall follow the Vendor's then-current address.</w:t>
+      <w:commentRangeEnd w:id="8"/>
+      <w:r>
+        <w:rPr>
+          <w:rStyle w:val="CommentReference"/>
+        </w:rPr>
+        <w:commentReference w:id="8"/>
+      </w:r>
+    </w:p>
+    <w:p>
+      <w:r>
+        <w:t xml:space="preserve">This Order is governed by the law of </w:t>
+      </w:r>
+      <w:del w:id="21" w:author="Clause Diff" w:date="2026-10-09T07:22:46Z">
+        <w:r>
+          <w:delText xml:space="preserve">England and</w:delText>
+        </w:r>
+      </w:del>
+      <w:ins w:id="22" w:author="Clause Diff" w:date="2026-10-09T07:22:46Z">
+        <w:r>
+          <w:t xml:space="preserve">New</w:t>
+        </w:r>
+      </w:ins>
+      <w:r>
+        <w:t xml:space="preserve"> </w:t>
+      </w:r>
+      <w:del w:id="23" w:author="Clause Diff" w:date="2026-10-09T07:22:46Z">
+        <w:r>
+          <w:delText xml:space="preserve">Wales.</w:delText>
+        </w:r>
+      </w:del>
+      <w:ins w:id="24" w:author="Clause Diff" w:date="2026-10-09T07:22:46Z">
+        <w:r>
+          <w:t xml:space="preserve">York.</w:t>
+        </w:r>
+      </w:ins>
+      <w:r>
+        <w:t xml:space="preserve"> The parties submit to the </w:t>
+      </w:r>
+      <w:del w:id="25" w:author="Clause Diff" w:date="2026-10-09T07:22:46Z">
+        <w:r>
+          <w:delText xml:space="preserve">exclusive</w:delText>
+        </w:r>
+      </w:del>
+      <w:ins w:id="26" w:author="Clause Diff" w:date="2026-10-09T07:22:46Z">
+        <w:r>
+          <w:t xml:space="preserve">non-exclusive</w:t>
+        </w:r>
+      </w:ins>
+      <w:r>
+        <w:t xml:space="preserve"> jurisdiction of the courts of </w:t>
+      </w:r>
+      <w:del w:id="27" w:author="Clause Diff" w:date="2026-10-09T07:22:46Z">
+        <w:r>
+          <w:delText xml:space="preserve">England and</w:delText>
+        </w:r>
+      </w:del>
+      <w:ins w:id="28" w:author="Clause Diff" w:date="2026-10-09T07:22:46Z">
+        <w:r>
+          <w:t xml:space="preserve">New</w:t>
+        </w:r>
+      </w:ins>
+      <w:r>
+        <w:t xml:space="preserve"> </w:t>
+      </w:r>
+      <w:del w:id="29" w:author="Clause Diff" w:date="2026-10-09T07:22:46Z">
+        <w:r>
+          <w:delText xml:space="preserve">Wales.</w:delText>
+        </w:r>
+      </w:del>
+      <w:ins w:id="30" w:author="Clause Diff" w:date="2026-10-09T07:22:46Z">
+        <w:r>
+          <w:t xml:space="preserve">York. Notices under Section 7 shall be sent to the Supplier's current address.</w:t>
         </w:r>
       </w:ins>
     </w:p>
@@ -177,49 +255,56 @@
 
 <file path=word/comments.xml><?xml version="1.0" encoding="utf-8"?>
 <w:comments xmlns:w="http://schemas.openxmlformats.org/wordprocessingml/2006/main">
-  <w:comment w:id="1" w:author="Clause Diff" w:date="2026-10-09T06:24:30Z" w:initials="CD">
+  <w:comment w:id="1" w:author="Clause Diff" w:date="2026-10-09T07:22:46Z" w:initials="CD">
     <w:p>
       <w:r>
         <w:t xml:space="preserve">Auto-renewal. Matched “shall automatically renew”. The revised clause renews on its own unless someone gives notice. Matched “shall automatically renew”.</w:t>
       </w:r>
     </w:p>
   </w:comment>
-  <w:comment w:id="2" w:author="Clause Diff" w:date="2026-10-09T06:24:30Z" w:initials="CD">
+  <w:comment w:id="2" w:author="Clause Diff" w:date="2026-10-09T07:22:46Z" w:initials="CD">
     <w:p>
       <w:r>
         <w:t xml:space="preserve">Unlimited liability. Matched “liability shall be unlimited”. A cap that used to apply is gone, or liability is stated as unlimited. Matched “liability shall be unlimited”.</w:t>
       </w:r>
     </w:p>
   </w:comment>
-  <w:comment w:id="3" w:author="Clause Diff" w:date="2026-10-09T06:24:30Z" w:initials="CD">
-    <w:p>
-      <w:r>
-        <w:t xml:space="preserve">Wording broadened. The revised wording adds expansive phrases or drops a limit. Pattern only — not a legal conclusion.</w:t>
-      </w:r>
-    </w:p>
-  </w:comment>
-  <w:comment w:id="4" w:author="Clause Diff" w:date="2026-10-09T06:24:30Z" w:initials="CD">
+  <w:comment w:id="3" w:author="Clause Diff" w:date="2026-10-09T07:22:46Z" w:initials="CD">
+    <w:p>
+      <w:r>
+        <w:t xml:space="preserve">Wording broadened. The revised wording adds expansive phrases or drops a limit.</w:t>
+      </w:r>
+    </w:p>
+  </w:comment>
+  <w:comment w:id="4" w:author="Clause Diff" w:date="2026-10-09T07:22:46Z" w:initials="CD">
     <w:p>
       <w:r>
         <w:t xml:space="preserve">Clause added. This clause has no counterpart in the original.</w:t>
       </w:r>
     </w:p>
   </w:comment>
-  <w:comment w:id="5" w:author="Clause Diff" w:date="2026-10-09T06:24:30Z" w:initials="CD">
-    <w:p>
-      <w:r>
-        <w:t xml:space="preserve">Assignment without consent. The revised text lets a party assign without the other party's consent. Matched “Assignment Vendor may assign this Order without the consent of Customer”.</w:t>
-      </w:r>
-    </w:p>
-  </w:comment>
-  <w:comment w:id="6" w:author="Clause Diff" w:date="2026-10-09T06:24:30Z" w:initials="CD">
-    <w:p>
-      <w:r>
-        <w:t xml:space="preserve">Governing law swap. Governing law moved from California to Texas. Matched “Texas”.</w:t>
-      </w:r>
-    </w:p>
-  </w:comment>
-  <w:comment w:id="7" w:author="Clause Diff" w:date="2026-10-09T06:24:30Z" w:initials="CD">
+  <w:comment w:id="5" w:author="Clause Diff" w:date="2026-10-09T07:22:46Z" w:initials="CD">
+    <w:p>
+      <w:r>
+        <w:t xml:space="preserve">Assignment without consent. The revised text lets a party assign without the other party's consent. Matched “Assignment The Supplier may assign this Order without the consent of the Customer”.</w:t>
+      </w:r>
+    </w:p>
+  </w:comment>
+  <w:comment w:id="6" w:author="Clause Diff" w:date="2026-10-09T07:22:46Z" w:initials="CD">
+    <w:p>
+      <w:r>
+        <w:t xml:space="preserve">Governing law changed. Governing law moved from “England and Wales” to “New York”. Matched “New York”.</w:t>
+      </w:r>
+    </w:p>
+  </w:comment>
+  <w:comment w:id="7" w:author="Clause Diff" w:date="2026-10-09T07:22:46Z" w:initials="CD">
+    <w:p>
+      <w:r>
+        <w:t xml:space="preserve">Exclusive jurisdiction dropped. The original submitted to the exclusive jurisdiction of the courts of England and Wales. Matched “non-exclusive jurisdiction of the courts of New York”.</w:t>
+      </w:r>
+    </w:p>
+  </w:comment>
+  <w:comment w:id="8" w:author="Clause Diff" w:date="2026-10-09T07:22:46Z" w:initials="CD">
     <w:p>
       <w:r>
         <w:t xml:space="preserve">Broken cross-reference. “Section 7” does not match a section in the revised draft. Matched “Section 7”.</w:t>
